--- a/companies/meridian-actuarial/Engagements/Howard and Sons/Meeting Minutes 2016-06-10 - Howard and Sons.docx
+++ b/companies/meridian-actuarial/Engagements/Howard and Sons/Meeting Minutes 2016-06-10 - Howard and Sons.docx
@@ -7,12 +7,12 @@
         <w:pStyle w:val="Heading1"/>
       </w:pPr>
       <w:r>
-        <w:t>Working Session: Data Reconciliation and Assumptions</w:t>
+        <w:t>Meeting Minutes: Pension Valuation for Howard and Sons</w:t>
       </w:r>
     </w:p>
     <w:p>
       <w:r>
-        <w:t>Minutes recorded by Jeffrey Ochoa. Subject: Howard and Sons pension valuation.</w:t>
+        <w:t>The data is settled, and the valuation has moved from gathering inputs to setting assumptions. That was the headline of the session. Most of the discussion was about the choices in front of us rather than the numbers themselves, and we wanted the record to show what we have now fixed and what is still a matter of judgment, because the two are easy to blur once the model starts producing results.</w:t>
       </w:r>
     </w:p>
     <w:p>
@@ -60,53 +60,27 @@
         <w:pStyle w:val="Heading2"/>
       </w:pPr>
       <w:r>
-        <w:t>Data Reconciliation</w:t>
+        <w:t>Discussion</w:t>
       </w:r>
     </w:p>
     <w:p>
       <w:r>
-        <w:t>David Sherman walked through the reconciliation of the census extract against the population used in the prior valuation. Measurement: the active count ties, the inactive count is higher than the prior valuation by a number of records that the recordkeeper's status-code change fully explains, and the total is therefore reconciled. Judgment: none required here, and I record that deliberately, because the number reconciling does not by itself mean the population is the same population, and David Sherman said as much before anyone asked.</w:t>
+        <w:t>David Sherman walked us through the census reconciliation, which is now complete. The head counts and the covered payroll tie to the prior file, and the handful of records that were missing dates of birth were filled in from information Elizabeth Horne's team sent over. We agreed to treat the reconciled file as the data of record, and David will document our reliance on it in the usual way, so that every number in the valuation can be traced back to a source.</w:t>
       </w:r>
     </w:p>
     <w:p>
       <w:r>
-        <w:t>The beneficiary dates of birth reported as missing at the last status are partially resolved. Elizabeth Horne obtained about half from the recordkeeper's archive. The remainder do not exist in any system her staff can reach. Jennifer Vasquez stated the position plainly: we will assume a spousal age difference for those records, we will disclose the assumption and the count of records it touches, and we will not represent the result as though the data had been complete. Elizabeth Horne agreed and asked whether the assumption materially affects the liability. Jennifer Vasquez said she expects the effect to be small given the count, but that she would not put a characterization in the report until we have measured it, and that we will show the figure rather than the adjective.</w:t>
-      </w:r>
-    </w:p>
-    <w:p>
-      <w:pPr>
-        <w:pStyle w:val="Heading2"/>
-      </w:pPr>
-      <w:r>
-        <w:t>Plan Provisions</w:t>
+        <w:t>We also closed the plan-provision question that had been open since the data review. The disability offset follows the plan document, not the summary, and Elizabeth Horne confirmed that reading against her own copy. One smaller item remains, on the treatment of a closed early-retirement window, and that sits with the client to confirm before the results are final.</w:t>
       </w:r>
     </w:p>
     <w:p>
       <w:r>
-        <w:t>I presented the provisions summary drafted from the plan document and the amendments. It disagrees with the prior valuation's summary on the early retirement factors. The missing amendment has since arrived and it supports the summary I drafted, not the prior report's. Measurement: the amendment says what it says. Judgment: whether the prior valuation applied the factors correctly notwithstanding its summary is a separate question we have not answered. David Sherman will test it against the prior liability output before we conclude anything, and we will not characterize the prior work until he has.</w:t>
+        <w:t>Most of the meeting was about assumptions. Jeffrey Ochoa laid out the set carried from the last study and flagged the discount rate as the choice that matters most. We talked through holding last study's rate against moving to a current-market basis. Instead of settling it in the room, we agreed to present the result under both, so the board can see how much of the funded position rests on that single assumption. Mortality stays on the prior table until the next experience review gives us a reason to change it. Jeffrey noted that he had run a preliminary set of numbers on the carried-over basis, but we were clear that those are directional only and do not leave the office.</w:t>
       </w:r>
     </w:p>
     <w:p>
       <w:r>
-        <w:t>Elizabeth Horne asked whether this needs to go to the trustees now. Jennifer Vasquez recommended waiting until we know whether it is a summary error or a valuation error, on the grounds that the trustees should hear the finding once, correctly, rather than twice.</w:t>
-      </w:r>
-    </w:p>
-    <w:p>
-      <w:pPr>
-        <w:pStyle w:val="Heading2"/>
-      </w:pPr>
-      <w:r>
-        <w:t>Assumptions</w:t>
-      </w:r>
-    </w:p>
-    <w:p>
-      <w:r>
-        <w:t>Discussion of the mortality assumption. Jennifer Vasquez set out the case for updating the table and projection scale, and was explicit that this is a judgment about future improvement, not a correction of an error, and that the current assumption was reasonable when it was adopted. She expects an update to increase the measured liability. Elizabeth Horne asked for the size of the effect before the trustees see a recommendation. Agreed: we will run the valuation on both bases and present the difference as its own exhibit, so the board can see what the assumption is doing rather than take our word for it. No recommendation was made in this session and none should be inferred from it.</w:t>
-      </w:r>
-    </w:p>
-    <w:p>
-      <w:r>
-        <w:t>Retirement, termination, and salary increase assumptions were reviewed against recent plan experience. Nothing in the experience suggests a change. Jennifer Vasquez noted that we will say so in the report explicitly, since an assumption left unchanged after review is a different thing from an assumption left unchanged without one.</w:t>
+        <w:t>Running through all of it was the care we try to keep in the writing. What the data show, what we have assumed, and what we will ultimately conclude are three different things, and none of us wanted a preliminary figure read as an opinion. The group was comfortable that the engagement is on track and that the items still open are narrow ones.</w:t>
       </w:r>
     </w:p>
     <w:p>
@@ -164,7 +138,7 @@
               <w:rPr>
                 <w:b/>
               </w:rPr>
-              <w:t>Due</w:t>
+              <w:t>Target</w:t>
             </w:r>
           </w:p>
         </w:tc>
@@ -176,7 +150,103 @@
           </w:tcPr>
           <w:p>
             <w:r>
-              <w:t>Confirm remaining beneficiary dates are unobtainable and close the item in writing</w:t>
+              <w:t>Close the asset reconciliation against the year-end statement</w:t>
+            </w:r>
+          </w:p>
+        </w:tc>
+        <w:tc>
+          <w:tcPr>
+            <w:tcW w:type="dxa" w:w="2880"/>
+          </w:tcPr>
+          <w:p>
+            <w:r>
+              <w:t>David Sherman</w:t>
+            </w:r>
+          </w:p>
+        </w:tc>
+        <w:tc>
+          <w:tcPr>
+            <w:tcW w:type="dxa" w:w="2880"/>
+          </w:tcPr>
+          <w:p>
+            <w:r>
+              <w:t>This period</w:t>
+            </w:r>
+          </w:p>
+        </w:tc>
+      </w:tr>
+      <w:tr>
+        <w:tc>
+          <w:tcPr>
+            <w:tcW w:type="dxa" w:w="2880"/>
+          </w:tcPr>
+          <w:p>
+            <w:r>
+              <w:t>Finalize the assumption set and document the discount-rate basis</w:t>
+            </w:r>
+          </w:p>
+        </w:tc>
+        <w:tc>
+          <w:tcPr>
+            <w:tcW w:type="dxa" w:w="2880"/>
+          </w:tcPr>
+          <w:p>
+            <w:r>
+              <w:t>Jeffrey Ochoa</w:t>
+            </w:r>
+          </w:p>
+        </w:tc>
+        <w:tc>
+          <w:tcPr>
+            <w:tcW w:type="dxa" w:w="2880"/>
+          </w:tcPr>
+          <w:p>
+            <w:r>
+              <w:t>Next session</w:t>
+            </w:r>
+          </w:p>
+        </w:tc>
+      </w:tr>
+      <w:tr>
+        <w:tc>
+          <w:tcPr>
+            <w:tcW w:type="dxa" w:w="2880"/>
+          </w:tcPr>
+          <w:p>
+            <w:r>
+              <w:t>Draft the assumption memo for the board</w:t>
+            </w:r>
+          </w:p>
+        </w:tc>
+        <w:tc>
+          <w:tcPr>
+            <w:tcW w:type="dxa" w:w="2880"/>
+          </w:tcPr>
+          <w:p>
+            <w:r>
+              <w:t>Jennifer Vasquez</w:t>
+            </w:r>
+          </w:p>
+        </w:tc>
+        <w:tc>
+          <w:tcPr>
+            <w:tcW w:type="dxa" w:w="2880"/>
+          </w:tcPr>
+          <w:p>
+            <w:r>
+              <w:t>Next session</w:t>
+            </w:r>
+          </w:p>
+        </w:tc>
+      </w:tr>
+      <w:tr>
+        <w:tc>
+          <w:tcPr>
+            <w:tcW w:type="dxa" w:w="2880"/>
+          </w:tcPr>
+          <w:p>
+            <w:r>
+              <w:t>Confirm the closed early-retirement window provision</w:t>
             </w:r>
           </w:p>
         </w:tc>
@@ -196,172 +266,17 @@
           </w:tcPr>
           <w:p>
             <w:r>
-              <w:t>Before valuation runs begin</w:t>
-            </w:r>
-          </w:p>
-        </w:tc>
-      </w:tr>
-      <w:tr>
-        <w:tc>
-          <w:tcPr>
-            <w:tcW w:type="dxa" w:w="2880"/>
-          </w:tcPr>
-          <w:p>
-            <w:r>
-              <w:t>Test prior liability output against the early retirement factors in the amendment</w:t>
-            </w:r>
-          </w:p>
-        </w:tc>
-        <w:tc>
-          <w:tcPr>
-            <w:tcW w:type="dxa" w:w="2880"/>
-          </w:tcPr>
-          <w:p>
-            <w:r>
-              <w:t>David Sherman</w:t>
-            </w:r>
-          </w:p>
-        </w:tc>
-        <w:tc>
-          <w:tcPr>
-            <w:tcW w:type="dxa" w:w="2880"/>
-          </w:tcPr>
-          <w:p>
-            <w:r>
-              <w:t>Before the next working session</w:t>
-            </w:r>
-          </w:p>
-        </w:tc>
-      </w:tr>
-      <w:tr>
-        <w:tc>
-          <w:tcPr>
-            <w:tcW w:type="dxa" w:w="2880"/>
-          </w:tcPr>
-          <w:p>
-            <w:r>
-              <w:t>Finalize provisions summary and note the disagreement with the prior report</w:t>
-            </w:r>
-          </w:p>
-        </w:tc>
-        <w:tc>
-          <w:tcPr>
-            <w:tcW w:type="dxa" w:w="2880"/>
-          </w:tcPr>
-          <w:p>
-            <w:r>
-              <w:t>Jeffrey Ochoa</w:t>
-            </w:r>
-          </w:p>
-        </w:tc>
-        <w:tc>
-          <w:tcPr>
-            <w:tcW w:type="dxa" w:w="2880"/>
-          </w:tcPr>
-          <w:p>
-            <w:r>
-              <w:t>With the draft exhibits</w:t>
-            </w:r>
-          </w:p>
-        </w:tc>
-      </w:tr>
-      <w:tr>
-        <w:tc>
-          <w:tcPr>
-            <w:tcW w:type="dxa" w:w="2880"/>
-          </w:tcPr>
-          <w:p>
-            <w:r>
-              <w:t>Run valuation on current and updated mortality bases; build the comparison exhibit</w:t>
-            </w:r>
-          </w:p>
-        </w:tc>
-        <w:tc>
-          <w:tcPr>
-            <w:tcW w:type="dxa" w:w="2880"/>
-          </w:tcPr>
-          <w:p>
-            <w:r>
-              <w:t>David Sherman</w:t>
-            </w:r>
-          </w:p>
-        </w:tc>
-        <w:tc>
-          <w:tcPr>
-            <w:tcW w:type="dxa" w:w="2880"/>
-          </w:tcPr>
-          <w:p>
-            <w:r>
-              <w:t>With the draft exhibits</w:t>
-            </w:r>
-          </w:p>
-        </w:tc>
-      </w:tr>
-      <w:tr>
-        <w:tc>
-          <w:tcPr>
-            <w:tcW w:type="dxa" w:w="2880"/>
-          </w:tcPr>
-          <w:p>
-            <w:r>
-              <w:t>Draft the assumption discussion, separating measurement from judgment</w:t>
-            </w:r>
-          </w:p>
-        </w:tc>
-        <w:tc>
-          <w:tcPr>
-            <w:tcW w:type="dxa" w:w="2880"/>
-          </w:tcPr>
-          <w:p>
-            <w:r>
-              <w:t>Jennifer Vasquez</w:t>
-            </w:r>
-          </w:p>
-        </w:tc>
-        <w:tc>
-          <w:tcPr>
-            <w:tcW w:type="dxa" w:w="2880"/>
-          </w:tcPr>
-          <w:p>
-            <w:r>
-              <w:t>With the draft report</w:t>
-            </w:r>
-          </w:p>
-        </w:tc>
-      </w:tr>
-      <w:tr>
-        <w:tc>
-          <w:tcPr>
-            <w:tcW w:type="dxa" w:w="2880"/>
-          </w:tcPr>
-          <w:p>
-            <w:r>
-              <w:t>Circulate draft results to Howard and Sons before any trustee material is prepared</w:t>
-            </w:r>
-          </w:p>
-        </w:tc>
-        <w:tc>
-          <w:tcPr>
-            <w:tcW w:type="dxa" w:w="2880"/>
-          </w:tcPr>
-          <w:p>
-            <w:r>
-              <w:t>Jennifer Vasquez</w:t>
-            </w:r>
-          </w:p>
-        </w:tc>
-        <w:tc>
-          <w:tcPr>
-            <w:tcW w:type="dxa" w:w="2880"/>
-          </w:tcPr>
-          <w:p>
-            <w:r>
-              <w:t>Prior to board scheduling</w:t>
+              <w:t>This period</w:t>
             </w:r>
           </w:p>
         </w:tc>
       </w:tr>
     </w:tbl>
+    <w:p>
+      <w:r>
+        <w:t>Minutes prepared by Jeffrey Ochoa.</w:t>
+      </w:r>
+    </w:p>
     <w:sectPr>
       <w:headerReference w:type="first" r:id="rId9"/>
       <w:headerReference w:type="default" r:id="rId10"/>
